--- a/Validation_M/National_biomass_library/Roxburgh_validation/Roxburgh_validation_report.docx
+++ b/Validation_M/National_biomass_library/Roxburgh_validation/Roxburgh_validation_report.docx
@@ -3031,7 +3031,7 @@
               <a:graphicData uri="http://schemas.openxmlformats.org/drawingml/2006/picture">
                 <pic:pic>
                   <pic:nvPicPr>
-                    <pic:cNvPr id="0" name="fig_06_sample_sensitivity.png"/>
+                    <pic:cNvPr id="0" name="fig_08_sample_sensitivity.png"/>
                     <pic:cNvPicPr/>
                   </pic:nvPicPr>
                   <pic:blipFill>
@@ -3567,7 +3567,7 @@
               <a:graphicData uri="http://schemas.openxmlformats.org/drawingml/2006/picture">
                 <pic:pic>
                   <pic:nvPicPr>
-                    <pic:cNvPr id="0" name="fig_07_plot_size.png"/>
+                    <pic:cNvPr id="0" name="fig_09_plot_size.png"/>
                     <pic:cNvPicPr/>
                   </pic:nvPicPr>
                   <pic:blipFill>
@@ -4985,7 +4985,7 @@
               <a:graphicData uri="http://schemas.openxmlformats.org/drawingml/2006/picture">
                 <pic:pic>
                   <pic:nvPicPr>
-                    <pic:cNvPr id="0" name="fig_05_spatial_autocorrelation.png"/>
+                    <pic:cNvPr id="0" name="fig_07_spatial_autocorrelation.png"/>
                     <pic:cNvPicPr/>
                   </pic:nvPicPr>
                   <pic:blipFill>
@@ -5046,7 +5046,7 @@
       <w:r>
         <w:drawing>
           <wp:inline xmlns:a="http://schemas.openxmlformats.org/drawingml/2006/main" xmlns:pic="http://schemas.openxmlformats.org/drawingml/2006/picture">
-            <wp:extent cx="5760720" cy="3126800"/>
+            <wp:extent cx="5760720" cy="3207603"/>
             <wp:docPr id="4" name="Picture 4"/>
             <wp:cNvGraphicFramePr>
               <a:graphicFrameLocks noChangeAspect="1"/>
@@ -5055,7 +5055,7 @@
               <a:graphicData uri="http://schemas.openxmlformats.org/drawingml/2006/picture">
                 <pic:pic>
                   <pic:nvPicPr>
-                    <pic:cNvPr id="0" name="fig_02a_ef_by_layer.png"/>
+                    <pic:cNvPr id="0" name="fig_03a_ef_all_layers.png"/>
                     <pic:cNvPicPr/>
                   </pic:nvPicPr>
                   <pic:blipFill>
@@ -5067,7 +5067,7 @@
                   <pic:spPr>
                     <a:xfrm>
                       <a:off x="0" y="0"/>
-                      <a:ext cx="5760720" cy="3126800"/>
+                      <a:ext cx="5760720" cy="3207603"/>
                     </a:xfrm>
                     <a:prstGeom prst="rect"/>
                   </pic:spPr>
@@ -5098,7 +5098,7 @@
       <w:r>
         <w:drawing>
           <wp:inline xmlns:a="http://schemas.openxmlformats.org/drawingml/2006/main" xmlns:pic="http://schemas.openxmlformats.org/drawingml/2006/picture">
-            <wp:extent cx="5760720" cy="3126800"/>
+            <wp:extent cx="5760720" cy="3207603"/>
             <wp:docPr id="5" name="Picture 5"/>
             <wp:cNvGraphicFramePr>
               <a:graphicFrameLocks noChangeAspect="1"/>
@@ -5107,7 +5107,7 @@
               <a:graphicData uri="http://schemas.openxmlformats.org/drawingml/2006/picture">
                 <pic:pic>
                   <pic:nvPicPr>
-                    <pic:cNvPr id="0" name="fig_02b_lcc_by_layer.png"/>
+                    <pic:cNvPr id="0" name="fig_03b_lcc_all_layers.png"/>
                     <pic:cNvPicPr/>
                   </pic:nvPicPr>
                   <pic:blipFill>
@@ -5119,7 +5119,7 @@
                   <pic:spPr>
                     <a:xfrm>
                       <a:off x="0" y="0"/>
-                      <a:ext cx="5760720" cy="3126800"/>
+                      <a:ext cx="5760720" cy="3207603"/>
                     </a:xfrm>
                     <a:prstGeom prst="rect"/>
                   </pic:spPr>
@@ -5997,7 +5997,7 @@
       <w:r>
         <w:drawing>
           <wp:inline xmlns:a="http://schemas.openxmlformats.org/drawingml/2006/main" xmlns:pic="http://schemas.openxmlformats.org/drawingml/2006/picture">
-            <wp:extent cx="5760720" cy="3372893"/>
+            <wp:extent cx="5760720" cy="3292311"/>
             <wp:docPr id="6" name="Picture 6"/>
             <wp:cNvGraphicFramePr>
               <a:graphicFrameLocks noChangeAspect="1"/>
@@ -6006,7 +6006,7 @@
               <a:graphicData uri="http://schemas.openxmlformats.org/drawingml/2006/picture">
                 <pic:pic>
                   <pic:nvPicPr>
-                    <pic:cNvPr id="0" name="fig_03_distributions.png"/>
+                    <pic:cNvPr id="0" name="fig_05_distributions_future.png"/>
                     <pic:cNvPicPr/>
                   </pic:nvPicPr>
                   <pic:blipFill>
@@ -6018,7 +6018,7 @@
                   <pic:spPr>
                     <a:xfrm>
                       <a:off x="0" y="0"/>
-                      <a:ext cx="5760720" cy="3372893"/>
+                      <a:ext cx="5760720" cy="3292311"/>
                     </a:xfrm>
                     <a:prstGeom prst="rect"/>
                   </pic:spPr>
@@ -6052,7 +6052,12 @@
     </w:p>
     <w:p>
       <w:r>
-        <w:t>Roxburgh's Figure 4 plots observed against predicted biomass for each layer. His version uses log10 axes for display with the statistics computed on untransformed data; the statistics here are his, the axes are linear, and the few records beyond the axis are counted on the panel. What a log axis would hide is exactly what these panels need to show: the cloud has no orientation.</w:t>
+        <w:t>Roxburgh's Figure 4 plots observed against predicted biomass for each layer. His version uses log10 axes for display with the statistics computed on untransformed data; the statistics here are his, the axes are linear, and the records beyond the axis are counted on the panel. What a log axis would hide is exactly what these panels need to show: the cloud has no orientation.</w:t>
+      </w:r>
+    </w:p>
+    <w:p>
+      <w:r>
+        <w:t>The two control panels come first because they are what licenses everything after them. They are the layers Roxburgh scored himself, so his own values are printed on each for comparison.</w:t>
       </w:r>
     </w:p>
     <w:p>
@@ -6071,7 +6076,7 @@
               <a:graphicData uri="http://schemas.openxmlformats.org/drawingml/2006/picture">
                 <pic:pic>
                   <pic:nvPicPr>
-                    <pic:cNvPr id="0" name="fig_01a_observed_vs_M_original_2004.png"/>
+                    <pic:cNvPr id="0" name="fig_01a_control_M_original_2004.png"/>
                     <pic:cNvPicPr/>
                   </pic:nvPicPr>
                   <pic:blipFill>
@@ -6104,7 +6109,7 @@
           <w:color w:val="52514E"/>
           <w:sz w:val="18"/>
         </w:rPr>
-        <w:t>Figure 7a. Observed against modelled biomass for the original FullCAM layer. Colour is the number of records per hexagonal cell on a linear scale clipped at the 98th percentile, so that the dense core does not saturate. The dashed line is 1:1.</w:t>
+        <w:t>Figure 7a. CONTROL. Observed against modelled biomass for the original FullCAM layer. Colour is the number of records per hexagonal cell on a linear scale clipped at the 98th percentile, so the dense core does not saturate. The dashed line is 1:1.</w:t>
       </w:r>
     </w:p>
     <w:p>
@@ -6123,7 +6128,7 @@
               <a:graphicData uri="http://schemas.openxmlformats.org/drawingml/2006/picture">
                 <pic:pic>
                   <pic:nvPicPr>
-                    <pic:cNvPr id="0" name="fig_01b_observed_vs_M_revised_Roxburgh.png"/>
+                    <pic:cNvPr id="0" name="fig_01b_control_M_revised_Roxburgh.png"/>
                     <pic:cNvPicPr/>
                   </pic:nvPicPr>
                   <pic:blipFill>
@@ -6156,7 +6161,12 @@
           <w:color w:val="52514E"/>
           <w:sz w:val="18"/>
         </w:rPr>
-        <w:t>Figure 7b. Observed against modelled biomass for Revised_M_Roxburgh. Colour is the number of records per hexagonal cell on a linear scale clipped at the 98th percentile, so that the dense core does not saturate. The dashed line is 1:1.</w:t>
+        <w:t>Figure 7b. CONTROL. Observed against modelled biomass for Revised_M_Roxburgh, the historical anchor. Colour is the number of records per hexagonal cell on a linear scale clipped at the 98th percentile, so the dense core does not saturate. The dashed line is 1:1.</w:t>
+      </w:r>
+    </w:p>
+    <w:p>
+      <w:r>
+        <w:t>The eight future layers follow, on one grid and on shared axes. They are not given eight separate pages deliberately: the comparison between them is the point, and the fact that eight scenario-windows produce eight indistinguishable clouds is itself the result of this folder.</w:t>
       </w:r>
     </w:p>
     <w:p>
@@ -6166,7 +6176,7 @@
       <w:r>
         <w:drawing>
           <wp:inline xmlns:a="http://schemas.openxmlformats.org/drawingml/2006/main" xmlns:pic="http://schemas.openxmlformats.org/drawingml/2006/picture">
-            <wp:extent cx="5760720" cy="4997648"/>
+            <wp:extent cx="6035040" cy="3455250"/>
             <wp:docPr id="9" name="Picture 9"/>
             <wp:cNvGraphicFramePr>
               <a:graphicFrameLocks noChangeAspect="1"/>
@@ -6175,7 +6185,7 @@
               <a:graphicData uri="http://schemas.openxmlformats.org/drawingml/2006/picture">
                 <pic:pic>
                   <pic:nvPicPr>
-                    <pic:cNvPr id="0" name="fig_01c_observed_vs_M_future_ssp585_2070-2099.png"/>
+                    <pic:cNvPr id="0" name="fig_02_future_scatter_all.png"/>
                     <pic:cNvPicPr/>
                   </pic:nvPicPr>
                   <pic:blipFill>
@@ -6187,7 +6197,7 @@
                   <pic:spPr>
                     <a:xfrm>
                       <a:off x="0" y="0"/>
-                      <a:ext cx="5760720" cy="4997648"/>
+                      <a:ext cx="6035040" cy="3455250"/>
                     </a:xfrm>
                     <a:prstGeom prst="rect"/>
                   </pic:spPr>
@@ -6208,7 +6218,7 @@
           <w:color w:val="52514E"/>
           <w:sz w:val="18"/>
         </w:rPr>
-        <w:t>Figure 7c. Observed against modelled biomass for future M under SSP585 2070-2099. Colour is the number of records per hexagonal cell on a linear scale clipped at the 98th percentile, so that the dense core does not saturate. The dashed line is 1:1.</w:t>
+        <w:t>Figure 8. The eight future M layers against observed biomass, on shared axes, each panel carrying its own ME, EF and LCC. Panel colour follows the scenario and is kept across every figure in this report.</w:t>
       </w:r>
     </w:p>
     <w:p>
@@ -7053,7 +7063,7 @@
       <w:r>
         <w:drawing>
           <wp:inline xmlns:a="http://schemas.openxmlformats.org/drawingml/2006/main" xmlns:pic="http://schemas.openxmlformats.org/drawingml/2006/picture">
-            <wp:extent cx="5760720" cy="3230080"/>
+            <wp:extent cx="5760720" cy="3492353"/>
             <wp:docPr id="10" name="Picture 10"/>
             <wp:cNvGraphicFramePr>
               <a:graphicFrameLocks noChangeAspect="1"/>
@@ -7062,7 +7072,7 @@
               <a:graphicData uri="http://schemas.openxmlformats.org/drawingml/2006/picture">
                 <pic:pic>
                   <pic:nvPicPr>
-                    <pic:cNvPr id="0" name="fig_04a_state_means_forest.png"/>
+                    <pic:cNvPr id="0" name="fig_06a_state_means_forest.png"/>
                     <pic:cNvPicPr/>
                   </pic:nvPicPr>
                   <pic:blipFill>
@@ -7074,7 +7084,7 @@
                   <pic:spPr>
                     <a:xfrm>
                       <a:off x="0" y="0"/>
-                      <a:ext cx="5760720" cy="3230080"/>
+                      <a:ext cx="5760720" cy="3492353"/>
                     </a:xfrm>
                     <a:prstGeom prst="rect"/>
                   </pic:spPr>
@@ -7105,7 +7115,7 @@
       <w:r>
         <w:drawing>
           <wp:inline xmlns:a="http://schemas.openxmlformats.org/drawingml/2006/main" xmlns:pic="http://schemas.openxmlformats.org/drawingml/2006/picture">
-            <wp:extent cx="5760720" cy="3230080"/>
+            <wp:extent cx="5760720" cy="3492353"/>
             <wp:docPr id="11" name="Picture 11"/>
             <wp:cNvGraphicFramePr>
               <a:graphicFrameLocks noChangeAspect="1"/>
@@ -7114,7 +7124,7 @@
               <a:graphicData uri="http://schemas.openxmlformats.org/drawingml/2006/picture">
                 <pic:pic>
                   <pic:nvPicPr>
-                    <pic:cNvPr id="0" name="fig_04b_state_means_woodland.png"/>
+                    <pic:cNvPr id="0" name="fig_06b_state_means_woodland.png"/>
                     <pic:cNvPicPr/>
                   </pic:nvPicPr>
                   <pic:blipFill>
@@ -7126,7 +7136,7 @@
                   <pic:spPr>
                     <a:xfrm>
                       <a:off x="0" y="0"/>
-                      <a:ext cx="5760720" cy="3230080"/>
+                      <a:ext cx="5760720" cy="3492353"/>
                     </a:xfrm>
                     <a:prstGeom prst="rect"/>
                   </pic:spPr>
@@ -7153,6 +7163,760 @@
     <w:p>
       <w:r>
         <w:t>Read these two figures as a diagnostic of the sample rather than of the layers. Tasmania contributes 15 Forest records with a mean observed biomass of 15 t DM per hectare, against a modelled 480 - Tasmanian tall forest does not carry 15 t DM per hectare, and those records are small or recently disturbed plots that survived our filters because we lack his. The Northern Territory contributes 188 Forest records at a mean of 334 against a modelled 52, which is the opposite artefact: savanna measured on 0.08 hectare plots. Neither state can be used to judge a layer.</w:t>
+      </w:r>
+    </w:p>
+    <w:p>
+      <w:pPr>
+        <w:pStyle w:val="Heading1"/>
+      </w:pPr>
+      <w:r>
+        <w:t>Lambda, the ratio the method is built on</w:t>
+      </w:r>
+    </w:p>
+    <w:p>
+      <w:r>
+        <w:t>Roxburgh's Eq. (2) is lambda_i = M_i / O_i, and his entire method is a spatial model of that ratio. Its distribution is therefore the most direct statement any of these layers makes about the observations. A lambda above 1 means the layer sits above the measured biomass, which is the direction a MAXIMUM should err in; below 1 means it sits under a stand already measured carrying more, which a maximum should not do.</w:t>
+      </w:r>
+    </w:p>
+    <w:tbl>
+      <w:tblPr>
+        <w:tblStyle w:val="LightGrid-Accent1"/>
+        <w:tblW w:type="auto" w:w="0"/>
+        <w:tblLook w:firstColumn="1" w:firstRow="1" w:lastColumn="0" w:lastRow="0" w:noHBand="0" w:noVBand="1" w:val="04A0"/>
+      </w:tblPr>
+      <w:tblGrid>
+        <w:gridCol w:w="2160"/>
+        <w:gridCol w:w="2160"/>
+        <w:gridCol w:w="2160"/>
+        <w:gridCol w:w="2160"/>
+      </w:tblGrid>
+      <w:tr>
+        <w:tc>
+          <w:tcPr>
+            <w:tcW w:type="dxa" w:w="2880"/>
+          </w:tcPr>
+          <w:p>
+            <w:r>
+              <w:rPr>
+                <w:b/>
+                <w:sz w:val="18"/>
+              </w:rPr>
+              <w:t>layer</w:t>
+            </w:r>
+          </w:p>
+        </w:tc>
+        <w:tc>
+          <w:tcPr>
+            <w:tcW w:type="dxa" w:w="1584"/>
+          </w:tcPr>
+          <w:p>
+            <w:r>
+              <w:rPr>
+                <w:b/>
+                <w:sz w:val="18"/>
+              </w:rPr>
+              <w:t>median lambda</w:t>
+            </w:r>
+          </w:p>
+        </w:tc>
+        <w:tc>
+          <w:tcPr>
+            <w:tcW w:type="dxa" w:w="2160"/>
+          </w:tcPr>
+          <w:p>
+            <w:r>
+              <w:rPr>
+                <w:b/>
+                <w:sz w:val="18"/>
+              </w:rPr>
+              <w:t>interquartile range</w:t>
+            </w:r>
+          </w:p>
+        </w:tc>
+        <w:tc>
+          <w:tcPr>
+            <w:tcW w:type="dxa" w:w="1872"/>
+          </w:tcPr>
+          <w:p>
+            <w:r>
+              <w:rPr>
+                <w:b/>
+                <w:sz w:val="18"/>
+              </w:rPr>
+              <w:t>share of records above 1</w:t>
+            </w:r>
+          </w:p>
+        </w:tc>
+      </w:tr>
+      <w:tr>
+        <w:tc>
+          <w:tcPr>
+            <w:tcW w:type="dxa" w:w="2880"/>
+          </w:tcPr>
+          <w:p>
+            <w:r>
+              <w:rPr>
+                <w:sz w:val="18"/>
+              </w:rPr>
+              <w:t>Original M (FullCAM before 2019)</w:t>
+            </w:r>
+          </w:p>
+        </w:tc>
+        <w:tc>
+          <w:tcPr>
+            <w:tcW w:type="dxa" w:w="1584"/>
+          </w:tcPr>
+          <w:p>
+            <w:r>
+              <w:rPr>
+                <w:sz w:val="18"/>
+              </w:rPr>
+              <w:t>1.60</w:t>
+            </w:r>
+          </w:p>
+        </w:tc>
+        <w:tc>
+          <w:tcPr>
+            <w:tcW w:type="dxa" w:w="2160"/>
+          </w:tcPr>
+          <w:p>
+            <w:r>
+              <w:rPr>
+                <w:sz w:val="18"/>
+              </w:rPr>
+              <w:t>0.39 to 8.02</w:t>
+            </w:r>
+          </w:p>
+        </w:tc>
+        <w:tc>
+          <w:tcPr>
+            <w:tcW w:type="dxa" w:w="1872"/>
+          </w:tcPr>
+          <w:p>
+            <w:r>
+              <w:rPr>
+                <w:sz w:val="18"/>
+              </w:rPr>
+              <w:t>59.5%</w:t>
+            </w:r>
+          </w:p>
+        </w:tc>
+      </w:tr>
+      <w:tr>
+        <w:tc>
+          <w:tcPr>
+            <w:tcW w:type="dxa" w:w="2880"/>
+          </w:tcPr>
+          <w:p>
+            <w:r>
+              <w:rPr>
+                <w:sz w:val="18"/>
+              </w:rPr>
+              <w:t>Revised_M_Roxburgh (New_M_2019)</w:t>
+            </w:r>
+          </w:p>
+        </w:tc>
+        <w:tc>
+          <w:tcPr>
+            <w:tcW w:type="dxa" w:w="1584"/>
+          </w:tcPr>
+          <w:p>
+            <w:r>
+              <w:rPr>
+                <w:sz w:val="18"/>
+              </w:rPr>
+              <w:t>1.52</w:t>
+            </w:r>
+          </w:p>
+        </w:tc>
+        <w:tc>
+          <w:tcPr>
+            <w:tcW w:type="dxa" w:w="2160"/>
+          </w:tcPr>
+          <w:p>
+            <w:r>
+              <w:rPr>
+                <w:sz w:val="18"/>
+              </w:rPr>
+              <w:t>0.38 to 8.63</w:t>
+            </w:r>
+          </w:p>
+        </w:tc>
+        <w:tc>
+          <w:tcPr>
+            <w:tcW w:type="dxa" w:w="1872"/>
+          </w:tcPr>
+          <w:p>
+            <w:r>
+              <w:rPr>
+                <w:sz w:val="18"/>
+              </w:rPr>
+              <w:t>58.6%</w:t>
+            </w:r>
+          </w:p>
+        </w:tc>
+      </w:tr>
+      <w:tr>
+        <w:tc>
+          <w:tcPr>
+            <w:tcW w:type="dxa" w:w="2880"/>
+          </w:tcPr>
+          <w:p>
+            <w:r>
+              <w:rPr>
+                <w:sz w:val="18"/>
+              </w:rPr>
+              <w:t>Eq. (1) on modelled historical FPI</w:t>
+            </w:r>
+          </w:p>
+        </w:tc>
+        <w:tc>
+          <w:tcPr>
+            <w:tcW w:type="dxa" w:w="1584"/>
+          </w:tcPr>
+          <w:p>
+            <w:r>
+              <w:rPr>
+                <w:sz w:val="18"/>
+              </w:rPr>
+              <w:t>2.34</w:t>
+            </w:r>
+          </w:p>
+        </w:tc>
+        <w:tc>
+          <w:tcPr>
+            <w:tcW w:type="dxa" w:w="2160"/>
+          </w:tcPr>
+          <w:p>
+            <w:r>
+              <w:rPr>
+                <w:sz w:val="18"/>
+              </w:rPr>
+              <w:t>0.56 to 10.21</w:t>
+            </w:r>
+          </w:p>
+        </w:tc>
+        <w:tc>
+          <w:tcPr>
+            <w:tcW w:type="dxa" w:w="1872"/>
+          </w:tcPr>
+          <w:p>
+            <w:r>
+              <w:rPr>
+                <w:sz w:val="18"/>
+              </w:rPr>
+              <w:t>65.7%</w:t>
+            </w:r>
+          </w:p>
+        </w:tc>
+      </w:tr>
+      <w:tr>
+        <w:tc>
+          <w:tcPr>
+            <w:tcW w:type="dxa" w:w="2880"/>
+          </w:tcPr>
+          <w:p>
+            <w:r>
+              <w:rPr>
+                <w:sz w:val="18"/>
+              </w:rPr>
+              <w:t>Future M, SSP126 2035-2064</w:t>
+            </w:r>
+          </w:p>
+        </w:tc>
+        <w:tc>
+          <w:tcPr>
+            <w:tcW w:type="dxa" w:w="1584"/>
+          </w:tcPr>
+          <w:p>
+            <w:r>
+              <w:rPr>
+                <w:sz w:val="18"/>
+              </w:rPr>
+              <w:t>1.49</w:t>
+            </w:r>
+          </w:p>
+        </w:tc>
+        <w:tc>
+          <w:tcPr>
+            <w:tcW w:type="dxa" w:w="2160"/>
+          </w:tcPr>
+          <w:p>
+            <w:r>
+              <w:rPr>
+                <w:sz w:val="18"/>
+              </w:rPr>
+              <w:t>0.37 to 8.49</w:t>
+            </w:r>
+          </w:p>
+        </w:tc>
+        <w:tc>
+          <w:tcPr>
+            <w:tcW w:type="dxa" w:w="1872"/>
+          </w:tcPr>
+          <w:p>
+            <w:r>
+              <w:rPr>
+                <w:sz w:val="18"/>
+              </w:rPr>
+              <w:t>58.4%</w:t>
+            </w:r>
+          </w:p>
+        </w:tc>
+      </w:tr>
+      <w:tr>
+        <w:tc>
+          <w:tcPr>
+            <w:tcW w:type="dxa" w:w="2880"/>
+          </w:tcPr>
+          <w:p>
+            <w:r>
+              <w:rPr>
+                <w:sz w:val="18"/>
+              </w:rPr>
+              <w:t>Future M, SSP245 2035-2064</w:t>
+            </w:r>
+          </w:p>
+        </w:tc>
+        <w:tc>
+          <w:tcPr>
+            <w:tcW w:type="dxa" w:w="1584"/>
+          </w:tcPr>
+          <w:p>
+            <w:r>
+              <w:rPr>
+                <w:sz w:val="18"/>
+              </w:rPr>
+              <w:t>1.49</w:t>
+            </w:r>
+          </w:p>
+        </w:tc>
+        <w:tc>
+          <w:tcPr>
+            <w:tcW w:type="dxa" w:w="2160"/>
+          </w:tcPr>
+          <w:p>
+            <w:r>
+              <w:rPr>
+                <w:sz w:val="18"/>
+              </w:rPr>
+              <w:t>0.36 to 8.37</w:t>
+            </w:r>
+          </w:p>
+        </w:tc>
+        <w:tc>
+          <w:tcPr>
+            <w:tcW w:type="dxa" w:w="1872"/>
+          </w:tcPr>
+          <w:p>
+            <w:r>
+              <w:rPr>
+                <w:sz w:val="18"/>
+              </w:rPr>
+              <w:t>58.4%</w:t>
+            </w:r>
+          </w:p>
+        </w:tc>
+      </w:tr>
+      <w:tr>
+        <w:tc>
+          <w:tcPr>
+            <w:tcW w:type="dxa" w:w="2880"/>
+          </w:tcPr>
+          <w:p>
+            <w:r>
+              <w:rPr>
+                <w:sz w:val="18"/>
+              </w:rPr>
+              <w:t>Future M, SSP370 2035-2064</w:t>
+            </w:r>
+          </w:p>
+        </w:tc>
+        <w:tc>
+          <w:tcPr>
+            <w:tcW w:type="dxa" w:w="1584"/>
+          </w:tcPr>
+          <w:p>
+            <w:r>
+              <w:rPr>
+                <w:sz w:val="18"/>
+              </w:rPr>
+              <w:t>1.48</w:t>
+            </w:r>
+          </w:p>
+        </w:tc>
+        <w:tc>
+          <w:tcPr>
+            <w:tcW w:type="dxa" w:w="2160"/>
+          </w:tcPr>
+          <w:p>
+            <w:r>
+              <w:rPr>
+                <w:sz w:val="18"/>
+              </w:rPr>
+              <w:t>0.36 to 8.32</w:t>
+            </w:r>
+          </w:p>
+        </w:tc>
+        <w:tc>
+          <w:tcPr>
+            <w:tcW w:type="dxa" w:w="1872"/>
+          </w:tcPr>
+          <w:p>
+            <w:r>
+              <w:rPr>
+                <w:sz w:val="18"/>
+              </w:rPr>
+              <w:t>58.2%</w:t>
+            </w:r>
+          </w:p>
+        </w:tc>
+      </w:tr>
+      <w:tr>
+        <w:tc>
+          <w:tcPr>
+            <w:tcW w:type="dxa" w:w="2880"/>
+          </w:tcPr>
+          <w:p>
+            <w:r>
+              <w:rPr>
+                <w:sz w:val="18"/>
+              </w:rPr>
+              <w:t>Future M, SSP585 2035-2064</w:t>
+            </w:r>
+          </w:p>
+        </w:tc>
+        <w:tc>
+          <w:tcPr>
+            <w:tcW w:type="dxa" w:w="1584"/>
+          </w:tcPr>
+          <w:p>
+            <w:r>
+              <w:rPr>
+                <w:sz w:val="18"/>
+              </w:rPr>
+              <w:t>1.44</w:t>
+            </w:r>
+          </w:p>
+        </w:tc>
+        <w:tc>
+          <w:tcPr>
+            <w:tcW w:type="dxa" w:w="2160"/>
+          </w:tcPr>
+          <w:p>
+            <w:r>
+              <w:rPr>
+                <w:sz w:val="18"/>
+              </w:rPr>
+              <w:t>0.35 to 8.26</w:t>
+            </w:r>
+          </w:p>
+        </w:tc>
+        <w:tc>
+          <w:tcPr>
+            <w:tcW w:type="dxa" w:w="1872"/>
+          </w:tcPr>
+          <w:p>
+            <w:r>
+              <w:rPr>
+                <w:sz w:val="18"/>
+              </w:rPr>
+              <w:t>57.7%</w:t>
+            </w:r>
+          </w:p>
+        </w:tc>
+      </w:tr>
+      <w:tr>
+        <w:tc>
+          <w:tcPr>
+            <w:tcW w:type="dxa" w:w="2880"/>
+          </w:tcPr>
+          <w:p>
+            <w:r>
+              <w:rPr>
+                <w:sz w:val="18"/>
+              </w:rPr>
+              <w:t>Future M, SSP126 2070-2099</w:t>
+            </w:r>
+          </w:p>
+        </w:tc>
+        <w:tc>
+          <w:tcPr>
+            <w:tcW w:type="dxa" w:w="1584"/>
+          </w:tcPr>
+          <w:p>
+            <w:r>
+              <w:rPr>
+                <w:sz w:val="18"/>
+              </w:rPr>
+              <w:t>1.44</w:t>
+            </w:r>
+          </w:p>
+        </w:tc>
+        <w:tc>
+          <w:tcPr>
+            <w:tcW w:type="dxa" w:w="2160"/>
+          </w:tcPr>
+          <w:p>
+            <w:r>
+              <w:rPr>
+                <w:sz w:val="18"/>
+              </w:rPr>
+              <w:t>0.35 to 8.32</w:t>
+            </w:r>
+          </w:p>
+        </w:tc>
+        <w:tc>
+          <w:tcPr>
+            <w:tcW w:type="dxa" w:w="1872"/>
+          </w:tcPr>
+          <w:p>
+            <w:r>
+              <w:rPr>
+                <w:sz w:val="18"/>
+              </w:rPr>
+              <w:t>57.7%</w:t>
+            </w:r>
+          </w:p>
+        </w:tc>
+      </w:tr>
+      <w:tr>
+        <w:tc>
+          <w:tcPr>
+            <w:tcW w:type="dxa" w:w="2880"/>
+          </w:tcPr>
+          <w:p>
+            <w:r>
+              <w:rPr>
+                <w:sz w:val="18"/>
+              </w:rPr>
+              <w:t>Future M, SSP245 2070-2099</w:t>
+            </w:r>
+          </w:p>
+        </w:tc>
+        <w:tc>
+          <w:tcPr>
+            <w:tcW w:type="dxa" w:w="1584"/>
+          </w:tcPr>
+          <w:p>
+            <w:r>
+              <w:rPr>
+                <w:sz w:val="18"/>
+              </w:rPr>
+              <w:t>1.50</w:t>
+            </w:r>
+          </w:p>
+        </w:tc>
+        <w:tc>
+          <w:tcPr>
+            <w:tcW w:type="dxa" w:w="2160"/>
+          </w:tcPr>
+          <w:p>
+            <w:r>
+              <w:rPr>
+                <w:sz w:val="18"/>
+              </w:rPr>
+              <w:t>0.37 to 8.51</w:t>
+            </w:r>
+          </w:p>
+        </w:tc>
+        <w:tc>
+          <w:tcPr>
+            <w:tcW w:type="dxa" w:w="1872"/>
+          </w:tcPr>
+          <w:p>
+            <w:r>
+              <w:rPr>
+                <w:sz w:val="18"/>
+              </w:rPr>
+              <w:t>58.4%</w:t>
+            </w:r>
+          </w:p>
+        </w:tc>
+      </w:tr>
+      <w:tr>
+        <w:tc>
+          <w:tcPr>
+            <w:tcW w:type="dxa" w:w="2880"/>
+          </w:tcPr>
+          <w:p>
+            <w:r>
+              <w:rPr>
+                <w:sz w:val="18"/>
+              </w:rPr>
+              <w:t>Future M, SSP370 2070-2099</w:t>
+            </w:r>
+          </w:p>
+        </w:tc>
+        <w:tc>
+          <w:tcPr>
+            <w:tcW w:type="dxa" w:w="1584"/>
+          </w:tcPr>
+          <w:p>
+            <w:r>
+              <w:rPr>
+                <w:sz w:val="18"/>
+              </w:rPr>
+              <w:t>1.38</w:t>
+            </w:r>
+          </w:p>
+        </w:tc>
+        <w:tc>
+          <w:tcPr>
+            <w:tcW w:type="dxa" w:w="2160"/>
+          </w:tcPr>
+          <w:p>
+            <w:r>
+              <w:rPr>
+                <w:sz w:val="18"/>
+              </w:rPr>
+              <w:t>0.33 to 7.86</w:t>
+            </w:r>
+          </w:p>
+        </w:tc>
+        <w:tc>
+          <w:tcPr>
+            <w:tcW w:type="dxa" w:w="1872"/>
+          </w:tcPr>
+          <w:p>
+            <w:r>
+              <w:rPr>
+                <w:sz w:val="18"/>
+              </w:rPr>
+              <w:t>56.8%</w:t>
+            </w:r>
+          </w:p>
+        </w:tc>
+      </w:tr>
+      <w:tr>
+        <w:tc>
+          <w:tcPr>
+            <w:tcW w:type="dxa" w:w="2880"/>
+          </w:tcPr>
+          <w:p>
+            <w:r>
+              <w:rPr>
+                <w:sz w:val="18"/>
+              </w:rPr>
+              <w:t>Future M, SSP585 2070-2099</w:t>
+            </w:r>
+          </w:p>
+        </w:tc>
+        <w:tc>
+          <w:tcPr>
+            <w:tcW w:type="dxa" w:w="1584"/>
+          </w:tcPr>
+          <w:p>
+            <w:r>
+              <w:rPr>
+                <w:sz w:val="18"/>
+              </w:rPr>
+              <w:t>1.32</w:t>
+            </w:r>
+          </w:p>
+        </w:tc>
+        <w:tc>
+          <w:tcPr>
+            <w:tcW w:type="dxa" w:w="2160"/>
+          </w:tcPr>
+          <w:p>
+            <w:r>
+              <w:rPr>
+                <w:sz w:val="18"/>
+              </w:rPr>
+              <w:t>0.32 to 7.62</w:t>
+            </w:r>
+          </w:p>
+        </w:tc>
+        <w:tc>
+          <w:tcPr>
+            <w:tcW w:type="dxa" w:w="1872"/>
+          </w:tcPr>
+          <w:p>
+            <w:r>
+              <w:rPr>
+                <w:sz w:val="18"/>
+              </w:rPr>
+              <w:t>56.1%</w:t>
+            </w:r>
+          </w:p>
+        </w:tc>
+      </w:tr>
+    </w:tbl>
+    <w:p/>
+    <w:p>
+      <w:pPr>
+        <w:jc w:val="left"/>
+      </w:pPr>
+      <w:r>
+        <w:rPr>
+          <w:i/>
+          <w:color w:val="52514E"/>
+          <w:sz w:val="18"/>
+        </w:rPr>
+        <w:t>Table 6. Roxburgh's Eq. (2) per layer.</w:t>
+      </w:r>
+    </w:p>
+    <w:p>
+      <w:r>
+        <w:t>This is the one place where the eight future layers separate cleanly, and they separate in the right order. The anchor sits at a median lambda of 1.52. Mid-century the four scenarios sit at 1.44 to 1.49, and by 2070-2099 they fall to 1.44 under SSP126 and 1.32 under SSP585 - a monotone decline with forcing. The projection is moving TOWARDS the observed biomass, which is what a falling maximum under a drying and warming climate should do, and the ordering across scenarios is the signal the fit statistics were too noisy to see.</w:t>
+      </w:r>
+    </w:p>
+    <w:p>
+      <w:r>
+        <w:t>Read it with the caveat the rest of this report establishes. The LEVEL of lambda is not interpretable here - a median of about 1.5 against a library whose per-hectare figures carry a twenty-fold plot-size artefact says nothing about whether the layer is right. The ORDERING across the eight layers is interpretable, because every layer is divided by the same observations, so the artefact is common to all eight and cancels out of the comparison between them. That is why this figure works where the fit statistics do not.</w:t>
+      </w:r>
+    </w:p>
+    <w:p>
+      <w:pPr>
+        <w:jc w:val="center"/>
+      </w:pPr>
+      <w:r>
+        <w:drawing>
+          <wp:inline xmlns:a="http://schemas.openxmlformats.org/drawingml/2006/main" xmlns:pic="http://schemas.openxmlformats.org/drawingml/2006/picture">
+            <wp:extent cx="5760720" cy="3231767"/>
+            <wp:docPr id="12" name="Picture 12"/>
+            <wp:cNvGraphicFramePr>
+              <a:graphicFrameLocks noChangeAspect="1"/>
+            </wp:cNvGraphicFramePr>
+            <a:graphic>
+              <a:graphicData uri="http://schemas.openxmlformats.org/drawingml/2006/picture">
+                <pic:pic>
+                  <pic:nvPicPr>
+                    <pic:cNvPr id="0" name="fig_04_lambda_by_layer.png"/>
+                    <pic:cNvPicPr/>
+                  </pic:nvPicPr>
+                  <pic:blipFill>
+                    <a:blip r:embed="rId20"/>
+                    <a:stretch>
+                      <a:fillRect/>
+                    </a:stretch>
+                  </pic:blipFill>
+                  <pic:spPr>
+                    <a:xfrm>
+                      <a:off x="0" y="0"/>
+                      <a:ext cx="5760720" cy="3231767"/>
+                    </a:xfrm>
+                    <a:prstGeom prst="rect"/>
+                  </pic:spPr>
+                </pic:pic>
+              </a:graphicData>
+            </a:graphic>
+          </wp:inline>
+        </w:drawing>
+      </w:r>
+    </w:p>
+    <w:p>
+      <w:pPr>
+        <w:jc w:val="left"/>
+      </w:pPr>
+      <w:r>
+        <w:rPr>
+          <w:i/>
+          <w:color w:val="52514E"/>
+          <w:sz w:val="18"/>
+        </w:rPr>
+        <w:t>Figure 9. Lambda = modelled maximum over observed biomass, per layer. The marker is the median, the bar the interquartile range and the thin line the 5th to 95th percentile, with the 95th printed where it falls beyond the axis. The dashed line is lambda = 1.</w:t>
       </w:r>
     </w:p>
     <w:p>
@@ -7216,7 +7980,15 @@
         <w:pStyle w:val="ListBullet"/>
       </w:pPr>
       <w:r>
-        <w:t>The future layers should be evaluated on process, not on this reference. What can be checked - that the historical limit returns New_M_2019 exactly, that the change factors are bounded and smooth, that the climate signal behaves as forcing increases - is checked in Option_B_matched_footing and in the comparison folder, and those checks are informative in a way this one is not.</w:t>
+        <w:t>Lambda is the exception, and the one result worth quoting from this folder. Its LEVEL is not interpretable, but its ORDERING across the eight layers is, because every layer is divided by the same observations and the plot-size artefact cancels between them. It falls monotonically with forcing, which the fit statistics were too noisy to show.</w:t>
+      </w:r>
+    </w:p>
+    <w:p>
+      <w:pPr>
+        <w:pStyle w:val="ListBullet"/>
+      </w:pPr>
+      <w:r>
+        <w:t>The future layers should otherwise be evaluated on process, not on this reference. What can be checked - that the historical limit returns New_M_2019 exactly, that the change factors are bounded and smooth, that the climate signal behaves as forcing increases - is checked in Option_B_matched_footing and in the comparison folder, and those checks are informative in a way this one is not.</w:t>
       </w:r>
     </w:p>
     <w:p>
@@ -7501,7 +8273,7 @@
               <w:rPr>
                 <w:sz w:val="18"/>
               </w:rPr>
-              <w:t>plots/fig_01..07</w:t>
+              <w:t>plots/fig_01..09</w:t>
             </w:r>
           </w:p>
         </w:tc>
